--- a/Module-6/Richman-Movies-Queries.docx
+++ b/Module-6/Richman-Movies-Queries.docx
@@ -149,7 +149,7 @@
         </w:rPr>
         <w:lastRenderedPageBreak/>
         <w:drawing>
-          <wp:inline distT="0" distB="0" distL="0" distR="0" wp14:anchorId="716A3940" wp14:editId="3F78A937">
+          <wp:inline distT="0" distB="0" distL="0" distR="0" wp14:anchorId="716A3940" wp14:editId="01F0BE38">
             <wp:extent cx="5943600" cy="4819650"/>
             <wp:effectExtent l="0" t="0" r="0" b="6350"/>
             <wp:docPr id="582048002" name="Picture 2"/>
@@ -179,6 +179,65 @@
                     <a:xfrm>
                       <a:off x="0" y="0"/>
                       <a:ext cx="5943600" cy="4819650"/>
+                    </a:xfrm>
+                    <a:prstGeom prst="rect">
+                      <a:avLst/>
+                    </a:prstGeom>
+                  </pic:spPr>
+                </pic:pic>
+              </a:graphicData>
+            </a:graphic>
+          </wp:inline>
+        </w:drawing>
+      </w:r>
+    </w:p>
+    <w:p>
+      <w:pPr>
+        <w:spacing w:after="0" w:line="480" w:lineRule="auto"/>
+        <w:rPr>
+          <w:rFonts w:ascii="Times New Roman" w:eastAsia="Times New Roman" w:hAnsi="Times New Roman" w:cs="Times New Roman"/>
+          <w:kern w:val="0"/>
+          <w14:ligatures w14:val="none"/>
+        </w:rPr>
+      </w:pPr>
+      <w:r>
+        <w:rPr>
+          <w:rFonts w:ascii="Times New Roman" w:eastAsia="Times New Roman" w:hAnsi="Times New Roman" w:cs="Times New Roman"/>
+          <w:noProof/>
+          <w:kern w:val="0"/>
+        </w:rPr>
+        <w:lastRenderedPageBreak/>
+        <w:drawing>
+          <wp:inline distT="0" distB="0" distL="0" distR="0" wp14:anchorId="61A2A65E" wp14:editId="3B1724EF">
+            <wp:extent cx="5943600" cy="3268345"/>
+            <wp:effectExtent l="0" t="0" r="0" b="0"/>
+            <wp:docPr id="502978222" name="Picture 1"/>
+            <wp:cNvGraphicFramePr>
+              <a:graphicFrameLocks xmlns:a="http://schemas.openxmlformats.org/drawingml/2006/main" noChangeAspect="1"/>
+            </wp:cNvGraphicFramePr>
+            <a:graphic xmlns:a="http://schemas.openxmlformats.org/drawingml/2006/main">
+              <a:graphicData uri="http://schemas.openxmlformats.org/drawingml/2006/picture">
+                <pic:pic xmlns:pic="http://schemas.openxmlformats.org/drawingml/2006/picture">
+                  <pic:nvPicPr>
+                    <pic:cNvPr id="502978222" name="Picture 502978222"/>
+                    <pic:cNvPicPr/>
+                  </pic:nvPicPr>
+                  <pic:blipFill>
+                    <a:blip r:embed="rId6" cstate="print">
+                      <a:extLst>
+                        <a:ext uri="{28A0092B-C50C-407E-A947-70E740481C1C}">
+                          <a14:useLocalDpi xmlns:a14="http://schemas.microsoft.com/office/drawing/2010/main" val="0"/>
+                        </a:ext>
+                      </a:extLst>
+                    </a:blip>
+                    <a:stretch>
+                      <a:fillRect/>
+                    </a:stretch>
+                  </pic:blipFill>
+                  <pic:spPr>
+                    <a:xfrm>
+                      <a:off x="0" y="0"/>
+                      <a:ext cx="5943600" cy="3268345"/>
                     </a:xfrm>
                     <a:prstGeom prst="rect">
                       <a:avLst/>
